--- a/yunqi-2026-pai-forum/docs/08-从数据到真机-PAIPhysicalAI全栈开发工具链与最佳实践-黄俊.docx
+++ b/yunqi-2026-pai-forum/docs/08-从数据到真机-PAIPhysicalAI全栈开发工具链与最佳实践-黄俊.docx
@@ -64,7 +64,7 @@
           <w:b w:val="0"/>
           <w:sz w:val="22"/>
         </w:rPr>
-        <w:t>黄俊系统介绍PAI Physical AI全栈工具链：PAI-EgoX、PAI-RoboX、PAI-EAIEval。指出当前迭代周期最大阻碍是数据—训练—评测—部署—真机工具链割裂。EgoX把多源采集加工成标准数据资产并做分级质检；RoboX把标准数据转为可验证策略模型并支撑多仿真RL；EAIEval提供可编排、可复现的分布式统一评测。</w:t>
+        <w:t>黄俊系统介绍PAI Physical AI全栈工具链：PAI-EgoX、PAI-RoboX、PAI-EAIEval。指出当前迭代周期最大阻碍是数据—训练—评测—部署—真机工具链割裂。EgoX把多源采集加工成标准数据资产并做L0–L5分级质检；RoboX把标准数据转为可验证策略模型并支撑多仿真RL；EAIEval提供可编排、可复现的分布式统一评测。</w:t>
       </w:r>
     </w:p>
     <w:p>
@@ -130,7 +130,7 @@
           <w:b w:val="0"/>
           <w:sz w:val="22"/>
         </w:rPr>
-        <w:t>主线流程：数据 → 训练 → 评测 → 部署 → 真机，各段之间存在断裂。</w:t>
+        <w:t>五段链路：数据 → 训练 → 评测 → 部署 → 真机，段间用「重复集成 / 重复调试 / 经验难复用」断裂。</w:t>
       </w:r>
     </w:p>
     <w:p>
@@ -144,7 +144,7 @@
           <w:b w:val="0"/>
           <w:sz w:val="22"/>
         </w:rPr>
-        <w:t>数据侧：来源/格式/相机配置/动作语义不统一，处理效率低，质量难评估，导致重复集成。</w:t>
+        <w:t>数据侧：来源/格式/相机配置/动作语义不统一，处理效率低、质量难评估。</w:t>
       </w:r>
     </w:p>
     <w:p>
@@ -158,7 +158,7 @@
           <w:b w:val="0"/>
           <w:sz w:val="22"/>
         </w:rPr>
-        <w:t>训练侧：模型、SFT/RL与仿真接口分散，多源多本体难组合，RL吞吐与仿真性能不足，导致重复调试。</w:t>
+        <w:t>训练侧：模型、SFT/RL与仿真环境接口分散，多源多本体难组合，RL吞吐与仿真性能受限。</w:t>
       </w:r>
     </w:p>
     <w:p>
@@ -172,7 +172,7 @@
           <w:b w:val="0"/>
           <w:sz w:val="22"/>
         </w:rPr>
-        <w:t>评测侧：模型与仿真集成复杂，Benchmark繁多，大规模评测效率低；部署侧新任务/新本体重复搭建，真机失败难归因，经验难复用。</w:t>
+        <w:t>评测/部署/真机：Benchmark繁多、标准与接口多样；模型与本体需定制适配，失败根因难溯源，新任务新本体重复搭建。</w:t>
       </w:r>
     </w:p>
     <w:p>
@@ -251,7 +251,7 @@
           <w:b w:val="0"/>
           <w:sz w:val="22"/>
         </w:rPr>
-        <w:t>Physical AI竞争已从单点模型转向全链路工程闭环；友商应先盘点数据/训练/评测/部署断点，而不是只追开源VLA分数。</w:t>
+        <w:t>Physical AI竞争焦点已从单点模型转向全链路契约；先消灭重复集成/调试与不可复用经验，再谈本体规模化。</w:t>
       </w:r>
     </w:p>
     <w:p>
@@ -291,7 +291,7 @@
           <w:b w:val="0"/>
           <w:sz w:val="22"/>
         </w:rPr>
-        <w:t>数据金字塔：真机 &gt; UMI手持采集 &gt; Ego第一视角 &gt; 仿真+合成 &gt; 通用数据。</w:t>
+        <w:t>数据金字塔：真机 / UMI / Ego / 仿真+合成 / 通用数据分层供给。</w:t>
       </w:r>
     </w:p>
     <w:p>
@@ -305,7 +305,7 @@
           <w:b w:val="0"/>
           <w:sz w:val="22"/>
         </w:rPr>
-        <w:t>统一处理Pipeline：真机多模态日志→对齐状态/动作对→Episode；UMI标定与跨本体重定向；Ego视频准入切分、相机/深度、手部重建、时空融合、语义分割并导出LeRobot；仿真并行rollout与特权信号过滤；通用数据去重过滤与recipe。</w:t>
+        <w:t>统一处理Pipeline：真机多模日志对齐、UMI位姿/夹爪恢复与跨本体重定向、Ego视频切片到手部重建/时空融合/语义分割并导出LeRobot、仿真并行Rollout、通用数据去重与配方。</w:t>
       </w:r>
     </w:p>
     <w:p>
@@ -319,7 +319,7 @@
           <w:b w:val="0"/>
           <w:sz w:val="22"/>
         </w:rPr>
-        <w:t>质量评估L0–L5：输入自证、覆盖率、物理合理性、时序一致性、位姿/尺度、分段/语义/VLA映射，输出质量报告、数据版本与准入结果。</w:t>
+        <w:t>质量评估L0–L5：输入自证、覆盖率、物理合理性、时序一致性、位姿/尺度、分段/语义/VLA映射；输出质量报告、数据版本与准入结果。</w:t>
       </w:r>
     </w:p>
     <w:p>
@@ -333,7 +333,7 @@
           <w:b w:val="0"/>
           <w:sz w:val="22"/>
         </w:rPr>
-        <w:t>基础设施：Ray、DataJuicer、Checkpoint、OSS/CPFS、PAI-DLC。</w:t>
+        <w:t>底座：Ray / DataJuicer | Checkpoint | OSS / CPFS | PAI-DLC。</w:t>
       </w:r>
     </w:p>
     <w:p>
@@ -412,7 +412,7 @@
           <w:b w:val="0"/>
           <w:sz w:val="22"/>
         </w:rPr>
-        <w:t>数据产品化关键是「多源统一格式 + 分级质检准入 + 版本化资产」；没有L0–L5门禁，上层训练再快也会被脏数据拖垮。</w:t>
+        <w:t>数据产品应同时交付「标准Episode格式 + L0–L5门禁 + 版本化准入」，否则上层训练无法跨本体复用。</w:t>
       </w:r>
     </w:p>
     <w:p>
@@ -452,7 +452,7 @@
           <w:b w:val="0"/>
           <w:sz w:val="22"/>
         </w:rPr>
-        <w:t>支持ViPE/VITRA，单双目鱼眼与双目针孔等相机配置。</w:t>
+        <w:t>支持ViPE/VITRA、鱼眼/针孔单双目等多相机；流程覆盖预检切片、视频空间理解、HaWoR/MANO三维运动恢复、VLM视频打标与PAI Token Service动作语义、LeRobot交付。</w:t>
       </w:r>
     </w:p>
     <w:p>
@@ -466,7 +466,7 @@
           <w:b w:val="0"/>
           <w:sz w:val="22"/>
         </w:rPr>
-        <w:t>五段流程：前质检与切分 → 视频与空间理解 → 三维动作恢复（HaWoR/MANO）→ 动作语义与后质检（VLM打标、PAI Token Service）→ 数据交付（LeRobot、OSS/BMCPFS）。</w:t>
+        <w:t>效率优化：无效数据预过滤、Index Clip稀疏采样与本地缓存、Ray Data流式DAG与ActorPool/GPU Fraction、固定帧窗流式重组消除全局屏障。</w:t>
       </w:r>
     </w:p>
     <w:p>
@@ -480,21 +480,7 @@
           <w:b w:val="0"/>
           <w:sz w:val="22"/>
         </w:rPr>
-        <w:t>效率：无效数据过滤、编解码与IO优化（Index Clip/本地缓存）、Ray Data流式DAG与ActorPool、流式固定窗重组。</w:t>
-      </w:r>
-    </w:p>
-    <w:p>
-      <w:pPr>
-        <w:pStyle w:val="ListBullet"/>
-        <w:spacing w:after="60"/>
-      </w:pPr>
-      <w:r>
-        <w:rPr>
-          <w:rFonts w:ascii="微软雅黑" w:hAnsi="微软雅黑" w:eastAsia="微软雅黑"/>
-          <w:b w:val="0"/>
-          <w:sz w:val="22"/>
-        </w:rPr>
-        <w:t>效果：双目管线遮挡与重投影误差显著下降；用身份跟踪与双手一致性过滤「他人手」干扰。</w:t>
+        <w:t>效果优化：立体管线显著降低左右手遮挡与重投影误差；增强身份跟踪与双手指一致性约束过滤他人干扰手。</w:t>
       </w:r>
     </w:p>
     <w:p>
@@ -549,7 +535,7 @@
           <w:b w:val="0"/>
           <w:sz w:val="22"/>
         </w:rPr>
-        <w:t>重投影误差中位数下降约66.7%；长尾下降约89.4%</w:t>
+        <w:t>重投影中位误差下降约66.7%；长尾误差下降约89.4%</w:t>
       </w:r>
     </w:p>
     <w:p>
@@ -628,7 +614,7 @@
           <w:b w:val="0"/>
           <w:sz w:val="22"/>
         </w:rPr>
-        <w:t>Ego数据处理要同时优化「过滤无效GPU任务」与「手部位姿精度」；流式DAG + 几何统一估计是吞吐与质量的共同杠杆。</w:t>
+        <w:t>Ego数据竞争力在「过滤无效帧 + 流式并行 + 手部一致性门禁」；遮挡率与重投影长尾应作为数据SLA指标。</w:t>
       </w:r>
     </w:p>
     <w:p>
@@ -668,7 +654,7 @@
           <w:b w:val="0"/>
           <w:sz w:val="22"/>
         </w:rPr>
-        <w:t>监督学习/模仿学习：可插拔Backbone（VLM/世界模型）与多种Head（自回归序列、并行回归、递归动作专家）；训练策略含CPT/SFT、多模态与跨本体混合；训练引擎统一Trainer，适配DeepSpeed/FSDP/HSDP/Megatron。</w:t>
+        <w:t>监督学习/模仿学习：可插拔Backbone（VLM/WM）与Head（自回归序列头、并行回归头、Diffusion动作专家）；CPT/SFT/多模混合/跨本体训练；统一Trainer对接DeepSpeed/FSDP/HSDP/Megatron。</w:t>
       </w:r>
     </w:p>
     <w:p>
@@ -682,7 +668,7 @@
           <w:b w:val="0"/>
           <w:sz w:val="22"/>
         </w:rPr>
-        <w:t>统一策略模型协议：统一模型定义（结构/输入输出/动作语义）、统一运行时接口（训练/动作生成/评测/存取）、资产标准化（权重/配置/tokenizer/版本）。</w:t>
+        <w:t>统一策略模型协议：模型定义、运行接口、策略资产（权重/配置/Tokenizer/版本）标准化。</w:t>
       </w:r>
     </w:p>
     <w:p>
@@ -696,7 +682,7 @@
           <w:b w:val="0"/>
           <w:sz w:val="22"/>
         </w:rPr>
-        <w:t>强化学习：RL Recipe与编排、Worker层（rollout/训练与本地/服务端ENV）、共享式/分离式/混合式执行模式。</w:t>
+        <w:t>强化学习：RL Recipe与编排（算法组件、任务采样、Reward、Rollout与更新调度、策略版本）；Worker层支持Local/Serverized ENV；共享/隔离/混合执行模式。</w:t>
       </w:r>
     </w:p>
     <w:p>
@@ -775,7 +761,7 @@
           <w:b w:val="0"/>
           <w:sz w:val="22"/>
         </w:rPr>
-        <w:t>跨本体复用依赖「统一策略协议」；没有标准输入输出与动作语义，SFT与RL无法在多仿真间迁移。</w:t>
+        <w:t>策略模型协议标准化是跨仿真、跨本体扩展的前提；否则每个新环境都会重写训练与评测接口。</w:t>
       </w:r>
     </w:p>
     <w:p>
@@ -815,7 +801,7 @@
           <w:b w:val="0"/>
           <w:sz w:val="22"/>
         </w:rPr>
-        <w:t>设计原则：共享策略、统一接口、可扩展环境；接入RoboTwin2（双臂）、SIMPLE（操作）、BEHAVIOR（长程）等，Env Adapter+TaskSpec统一Obs/Action/Reward/Success/Horizon。</w:t>
+        <w:t>共享策略 + 统一接口 + 可扩展环境：RoboTwin2（双臂）、SIMPLE（操作）、BEHAVIOR（长程）及其他可插拔环境。</w:t>
       </w:r>
     </w:p>
     <w:p>
@@ -829,7 +815,7 @@
           <w:b w:val="0"/>
           <w:sz w:val="22"/>
         </w:rPr>
-        <w:t>流程：任务采样（混合比/难度课程/成功率）→ 并行Rollout → 轨迹处理（reward/advantage、按任务组mask）→ 共享策略更新。</w:t>
+        <w:t>Env Adapter + TaskSpec统一Observation/Action/Reward/Success/Horizon；流程为任务采样→并行Rollout→轨迹处理→共享策略更新。</w:t>
       </w:r>
     </w:p>
     <w:p>
@@ -843,21 +829,7 @@
           <w:b w:val="0"/>
           <w:sz w:val="22"/>
         </w:rPr>
-        <w:t>分布式：Ray WorkerGroup，Env/Rollout/Actor组件化，异构资源与流水并行。</w:t>
-      </w:r>
-    </w:p>
-    <w:p>
-      <w:pPr>
-        <w:pStyle w:val="ListBullet"/>
-        <w:spacing w:after="60"/>
-      </w:pPr>
-      <w:r>
-        <w:rPr>
-          <w:rFonts w:ascii="微软雅黑" w:hAnsi="微软雅黑" w:eastAsia="微软雅黑"/>
-          <w:b w:val="0"/>
-          <w:sz w:val="22"/>
-        </w:rPr>
-        <w:t>关键路径优化：仿真瘦身、按需观测对齐Action Chunk、VectorEnv+Tiled Camera与Env/推理/训练异步重叠。</w:t>
+        <w:t>Ray WorkerGroup分布式编排Env/Rollout/Actor；系统提效含仿真瘦身、按Action Chunk按需观测、VectorEnv+Tiled Camera与异步流水线。</w:t>
       </w:r>
     </w:p>
     <w:p>
@@ -884,7 +856,7 @@
           <w:b w:val="0"/>
           <w:sz w:val="22"/>
         </w:rPr>
-        <w:t>仿真+Rollout吞吐约6×</w:t>
+        <w:t>仿真+Rollout吞吐约6×（SIMPLE基准）</w:t>
       </w:r>
     </w:p>
     <w:p>
@@ -977,7 +949,7 @@
           <w:b w:val="0"/>
           <w:sz w:val="22"/>
         </w:rPr>
-        <w:t>RL系统优化应先打「观测按需 + 仿真瘦身 + 异步流水」，往往比换算法更能提升有效样本吞吐。</w:t>
+        <w:t>RL吞吐瓶颈常在仿真与观测冗余；应把仿真瘦身、观测对齐与异步流水线作为标准产品能力，而不是算法侧个案优化。</w:t>
       </w:r>
     </w:p>
     <w:p>
@@ -1017,7 +989,7 @@
           <w:b w:val="0"/>
           <w:sz w:val="22"/>
         </w:rPr>
-        <w:t>不可变运行契约：Model Artifact、Evaluation Spec、Environment Snapshot三者版本化，由Run ID绑定模型/任务/环境/Seed/配置。</w:t>
+        <w:t>不可变运行契约：Model Artifact、Evaluation Spec、Environment Snapshot通过Run ID绑定。</w:t>
       </w:r>
     </w:p>
     <w:p>
@@ -1031,7 +1003,7 @@
           <w:b w:val="0"/>
           <w:sz w:val="22"/>
         </w:rPr>
-        <w:t>统一评测运行时：编排层做任务展开、并行资源分配、状态汇总、失败重试归档；执行闭环由Model Worker、Evaluator、Env Worker交互。</w:t>
+        <w:t>统一评测运行时：控制编排层做任务展开、并行资源分配、状态汇总、失败重试与归档；执行闭环由Model Worker / Evaluator / Env Worker交互。</w:t>
       </w:r>
     </w:p>
     <w:p>
@@ -1045,7 +1017,7 @@
           <w:b w:val="0"/>
           <w:sz w:val="22"/>
         </w:rPr>
-        <w:t>标准化结果：任务效果、运行性能、证据资产（JSON/日志/视频/配置快照），强调可比较、可复现、可追溯。</w:t>
+        <w:t>标准化结果与证据：任务效果、运行性能、证据资产（JSON日志/视频/配置快照/失败记录），强调可比较、可复现、可追溯。</w:t>
       </w:r>
     </w:p>
     <w:p>
@@ -1124,7 +1096,7 @@
           <w:b w:val="0"/>
           <w:sz w:val="22"/>
         </w:rPr>
-        <w:t>没有不可变契约与证据包，仿真分数无法横向对比；评测应作为一等公民产品，而不是训练脚本附属。</w:t>
+        <w:t>评测若不能版本化复现，模型榜单无法指导真机决策；Evidence Bundle（视频+日志+配置快照）应成为交付物标准。</w:t>
       </w:r>
     </w:p>
     <w:p>
@@ -1164,7 +1136,7 @@
           <w:b w:val="0"/>
           <w:sz w:val="22"/>
         </w:rPr>
-        <w:t>三层：编排控制层（User Config + MultiSuiteEvaluator）、并行策略层（Suite/Task/Episode三级并行）、执行资源层（Ray Serve模型池与Multiprocessing+WebSocket仿真池）。</w:t>
+        <w:t>编排控制层：用户配置Suite/Task/Episode/Seed/并发；MultiSuiteEvaluator负责负载估计、比例分配、小任务优先、动态回填、容量探测、失败隔离与结果聚合。</w:t>
       </w:r>
     </w:p>
     <w:p>
@@ -1178,7 +1150,21 @@
           <w:b w:val="0"/>
           <w:sz w:val="22"/>
         </w:rPr>
-        <w:t>模型服务无状态多副本负载均衡；仿真进程级状态隔离与长连接绑定，使推理与仿真可独立水平扩展。</w:t>
+        <w:t>并行策略层：Suite进程隔离、Task展开为统一作业图、Episode线程级并发。</w:t>
+      </w:r>
+    </w:p>
+    <w:p>
+      <w:pPr>
+        <w:pStyle w:val="ListBullet"/>
+        <w:spacing w:after="60"/>
+      </w:pPr>
+      <w:r>
+        <w:rPr>
+          <w:rFonts w:ascii="微软雅黑" w:hAnsi="微软雅黑" w:eastAsia="微软雅黑"/>
+          <w:b w:val="0"/>
+          <w:sz w:val="22"/>
+        </w:rPr>
+        <w:t>执行资源层：Model Service Pool（Ray Serve + HTTP，无状态推理多副本）与Simulation Environment Pool（Multiprocessing + WebSocket，进程级状态隔离）按瓶颈独立扩缩。</w:t>
       </w:r>
     </w:p>
     <w:p>
@@ -1233,7 +1219,21 @@
           <w:b w:val="0"/>
           <w:sz w:val="22"/>
         </w:rPr>
-        <w:t>有效并行约68.7×，并行效率约95.4%</w:t>
+        <w:t>有效并行度约68.7×</w:t>
+      </w:r>
+    </w:p>
+    <w:p>
+      <w:pPr>
+        <w:pStyle w:val="ListBullet"/>
+        <w:spacing w:after="60"/>
+      </w:pPr>
+      <w:r>
+        <w:rPr>
+          <w:rFonts w:ascii="微软雅黑" w:hAnsi="微软雅黑" w:eastAsia="微软雅黑"/>
+          <w:b w:val="0"/>
+          <w:sz w:val="22"/>
+        </w:rPr>
+        <w:t>并行效率约95.4%</w:t>
       </w:r>
     </w:p>
     <w:p>
@@ -1312,7 +1312,7 @@
           <w:b w:val="0"/>
           <w:sz w:val="22"/>
         </w:rPr>
-        <w:t>大规模评测要把模型推理与仿真环境拆成独立资源池；并行效率&gt;95%说明编排与失败隔离设计到位，可作为友商评测平台KPI。</w:t>
+        <w:t>模型池与仿真池解耦是高并行评测的关键；应用有效并行度与并行效率（而非只报Worker数）衡量评测平台。</w:t>
       </w:r>
     </w:p>
     <w:p>
